--- a/Formato_Entrada y salida_Taller.docx
+++ b/Formato_Entrada y salida_Taller.docx
@@ -86,12 +86,7 @@
           </w:tcPr>
           <w:p>
             <w:r>
-              <w:rPr>
-                <w:rFonts w:ascii="Calibri" w:hAnsi="Calibri"/>
-                <w:color w:val="333333"/>
-                <w:sz w:val="20"/>
-              </w:rPr>
-              <w:t>DD / MM / AAAA</w:t>
+              <w:t>{{Fecha}}</w:t>
             </w:r>
           </w:p>
         </w:tc>
@@ -136,20 +131,7 @@
           </w:tcPr>
           <w:p>
             <w:r>
-              <w:rPr>
-                <w:rFonts w:ascii="Calibri" w:hAnsi="Calibri"/>
-                <w:color w:val="333333"/>
-                <w:sz w:val="20"/>
-              </w:rPr>
-              <w:t xml:space="preserve">[  ] Mañana   [  ] Tarde   [  ] </w:t>
-            </w:r>
-            <w:r>
-              <w:rPr>
-                <w:rFonts w:ascii="Calibri" w:hAnsi="Calibri"/>
-                <w:color w:val="333333"/>
-                <w:sz w:val="20"/>
-              </w:rPr>
-              <w:t>24 H</w:t>
+              <w:t>{{Jornada}}</w:t>
             </w:r>
           </w:p>
         </w:tc>
@@ -194,12 +176,7 @@
           </w:tcPr>
           <w:p>
             <w:r>
-              <w:rPr>
-                <w:rFonts w:ascii="Calibri" w:hAnsi="Calibri"/>
-                <w:color w:val="333333"/>
-                <w:sz w:val="20"/>
-              </w:rPr>
-              <w:t>[  ] Ingreso (Inicio)   [  ] Entrega (Fin de jornada)</w:t>
+              <w:t>{{Inicio o fin}}</w:t>
             </w:r>
           </w:p>
         </w:tc>
@@ -283,7 +260,7 @@
           <w:color w:val="787878"/>
           <w:sz w:val="20"/>
         </w:rPr>
-        <w:t>(Detalle aquí si se encontraron residuos de comida, sillas desordenadas, máquinas sucias por el grupo anterior o cualquier novedad detectada)</w:t>
+        <w:t>{{Ingresa observaciones o deja en blanco}}</w:t>
       </w:r>
       <w:r>
         <w:rPr>
@@ -373,13 +350,7 @@
               <w:jc w:val="center"/>
             </w:pPr>
             <w:r>
-              <w:rPr>
-                <w:rFonts w:ascii="Calibri" w:hAnsi="Calibri"/>
-                <w:i/>
-                <w:color w:val="969696"/>
-                <w:sz w:val="19"/>
-              </w:rPr>
-              <w:t>[ Inserte o pegue la fotografía aquí ]</w:t>
+              <w:t>{{fotos Canecas}}</w:t>
             </w:r>
           </w:p>
         </w:tc>
@@ -437,14 +408,8 @@
               <w:jc w:val="center"/>
             </w:pPr>
             <w:r>
-              <w:rPr>
-                <w:rFonts w:ascii="Calibri" w:hAnsi="Calibri"/>
-                <w:i/>
-                <w:color w:val="969696"/>
-                <w:sz w:val="19"/>
-              </w:rPr>
               <w:lastRenderedPageBreak/>
-              <w:t>[ Inserte o pegue la fotografía aquí ]</w:t>
+              <w:t>{{fotos maquinas}}</w:t>
             </w:r>
           </w:p>
         </w:tc>
@@ -502,13 +467,13 @@
               <w:jc w:val="center"/>
             </w:pPr>
             <w:r>
-              <w:rPr>
-                <w:rFonts w:ascii="Calibri" w:hAnsi="Calibri"/>
-                <w:i/>
-                <w:color w:val="969696"/>
-                <w:sz w:val="19"/>
-              </w:rPr>
-              <w:t>[ Inserte o pegue la fotografía aquí ]</w:t>
+              <w:t xml:space="preserve">{{fotos </w:t>
+            </w:r>
+            <w:r>
+              <w:t>Aula</w:t>
+            </w:r>
+            <w:r>
+              <w:t>}}</w:t>
             </w:r>
           </w:p>
         </w:tc>

--- a/Formato_Entrada y salida_Taller.docx
+++ b/Formato_Entrada y salida_Taller.docx
@@ -28,8 +28,99 @@
           <w:color w:val="646464"/>
           <w:sz w:val="21"/>
         </w:rPr>
-        <w:t>Taller de Mecanizado - Respaldo de Evidencias de Ingreso y Entrega</w:t>
+        <w:t xml:space="preserve">Taller de </w:t>
       </w:r>
+      <w:proofErr w:type="spellStart"/>
+      <w:r>
+        <w:rPr>
+          <w:rFonts w:ascii="Calibri" w:hAnsi="Calibri"/>
+          <w:i/>
+          <w:color w:val="646464"/>
+          <w:sz w:val="21"/>
+        </w:rPr>
+        <w:t>Mecanizado</w:t>
+      </w:r>
+      <w:proofErr w:type="spellEnd"/>
+      <w:r>
+        <w:rPr>
+          <w:rFonts w:ascii="Calibri" w:hAnsi="Calibri"/>
+          <w:i/>
+          <w:color w:val="646464"/>
+          <w:sz w:val="21"/>
+        </w:rPr>
+        <w:t xml:space="preserve"> - </w:t>
+      </w:r>
+      <w:proofErr w:type="spellStart"/>
+      <w:r>
+        <w:rPr>
+          <w:rFonts w:ascii="Calibri" w:hAnsi="Calibri"/>
+          <w:i/>
+          <w:color w:val="646464"/>
+          <w:sz w:val="21"/>
+        </w:rPr>
+        <w:t>Respaldo</w:t>
+      </w:r>
+      <w:proofErr w:type="spellEnd"/>
+      <w:r>
+        <w:rPr>
+          <w:rFonts w:ascii="Calibri" w:hAnsi="Calibri"/>
+          <w:i/>
+          <w:color w:val="646464"/>
+          <w:sz w:val="21"/>
+        </w:rPr>
+        <w:t xml:space="preserve"> de </w:t>
+      </w:r>
+      <w:proofErr w:type="spellStart"/>
+      <w:r>
+        <w:rPr>
+          <w:rFonts w:ascii="Calibri" w:hAnsi="Calibri"/>
+          <w:i/>
+          <w:color w:val="646464"/>
+          <w:sz w:val="21"/>
+        </w:rPr>
+        <w:t>Evidencias</w:t>
+      </w:r>
+      <w:proofErr w:type="spellEnd"/>
+      <w:r>
+        <w:rPr>
+          <w:rFonts w:ascii="Calibri" w:hAnsi="Calibri"/>
+          <w:i/>
+          <w:color w:val="646464"/>
+          <w:sz w:val="21"/>
+        </w:rPr>
+        <w:t xml:space="preserve"> de </w:t>
+      </w:r>
+      <w:proofErr w:type="spellStart"/>
+      <w:r>
+        <w:rPr>
+          <w:rFonts w:ascii="Calibri" w:hAnsi="Calibri"/>
+          <w:i/>
+          <w:color w:val="646464"/>
+          <w:sz w:val="21"/>
+        </w:rPr>
+        <w:t>Ingreso</w:t>
+      </w:r>
+      <w:proofErr w:type="spellEnd"/>
+      <w:r>
+        <w:rPr>
+          <w:rFonts w:ascii="Calibri" w:hAnsi="Calibri"/>
+          <w:i/>
+          <w:color w:val="646464"/>
+          <w:sz w:val="21"/>
+        </w:rPr>
+        <w:t xml:space="preserve"> y </w:t>
+      </w:r>
+      <w:proofErr w:type="spellStart"/>
+      <w:r>
+        <w:rPr>
+          <w:rFonts w:ascii="Calibri" w:hAnsi="Calibri"/>
+          <w:i/>
+          <w:color w:val="646464"/>
+          <w:sz w:val="21"/>
+        </w:rPr>
+        <w:t>Entrega</w:t>
+      </w:r>
+      <w:proofErr w:type="spellEnd"/>
     </w:p>
     <w:tbl>
       <w:tblPr>
@@ -62,6 +153,7 @@
             </w:tcMar>
           </w:tcPr>
           <w:p>
+            <w:proofErr w:type="spellStart"/>
             <w:r>
               <w:rPr>
                 <w:rFonts w:ascii="Calibri" w:hAnsi="Calibri"/>
@@ -69,7 +161,37 @@
                 <w:color w:val="102C57"/>
                 <w:sz w:val="20"/>
               </w:rPr>
-              <w:t>Fecha de Inspección:</w:t>
+              <w:t>Fecha</w:t>
+            </w:r>
+            <w:proofErr w:type="spellEnd"/>
+            <w:r>
+              <w:rPr>
+                <w:rFonts w:ascii="Calibri" w:hAnsi="Calibri"/>
+                <w:b/>
+                <w:color w:val="102C57"/>
+                <w:sz w:val="20"/>
+              </w:rPr>
+              <w:t xml:space="preserve"> de </w:t>
+            </w:r>
+            <w:proofErr w:type="spellStart"/>
+            <w:r>
+              <w:rPr>
+                <w:rFonts w:ascii="Calibri" w:hAnsi="Calibri"/>
+                <w:b/>
+                <w:color w:val="102C57"/>
+                <w:sz w:val="20"/>
+              </w:rPr>
+              <w:t>Inspección</w:t>
+            </w:r>
+            <w:proofErr w:type="spellEnd"/>
+            <w:r>
+              <w:rPr>
+                <w:rFonts w:ascii="Calibri" w:hAnsi="Calibri"/>
+                <w:b/>
+                <w:color w:val="102C57"/>
+                <w:sz w:val="20"/>
+              </w:rPr>
+              <w:t>:</w:t>
             </w:r>
           </w:p>
         </w:tc>
@@ -86,7 +208,18 @@
           </w:tcPr>
           <w:p>
             <w:r>
-              <w:t>{{Fecha}}</w:t>
+              <w:t>{{</w:t>
+            </w:r>
+            <w:proofErr w:type="spellStart"/>
+            <w:r>
+              <w:t>f</w:t>
+            </w:r>
+            <w:r>
+              <w:t>echa</w:t>
+            </w:r>
+            <w:proofErr w:type="spellEnd"/>
+            <w:r>
+              <w:t>}}</w:t>
             </w:r>
           </w:p>
         </w:tc>
@@ -131,7 +264,97 @@
           </w:tcPr>
           <w:p>
             <w:r>
-              <w:t>{{Jornada}}</w:t>
+              <w:t>{{</w:t>
+            </w:r>
+            <w:r>
+              <w:t>j</w:t>
+            </w:r>
+            <w:r>
+              <w:t>ornada}}</w:t>
+            </w:r>
+          </w:p>
+        </w:tc>
+      </w:tr>
+      <w:tr>
+        <w:trPr>
+          <w:jc w:val="center"/>
+        </w:trPr>
+        <w:tc>
+          <w:tcPr>
+            <w:tcW w:w="4968" w:type="dxa"/>
+            <w:shd w:val="clear" w:color="auto" w:fill="F4F6F9"/>
+            <w:tcMar>
+              <w:top w:w="100" w:type="dxa"/>
+              <w:left w:w="150" w:type="dxa"/>
+              <w:bottom w:w="100" w:type="dxa"/>
+              <w:right w:w="150" w:type="dxa"/>
+            </w:tcMar>
+          </w:tcPr>
+          <w:p>
+            <w:proofErr w:type="spellStart"/>
+            <w:r>
+              <w:rPr>
+                <w:rFonts w:ascii="Calibri" w:hAnsi="Calibri"/>
+                <w:b/>
+                <w:color w:val="102C57"/>
+                <w:sz w:val="20"/>
+              </w:rPr>
+              <w:t>Momento</w:t>
+            </w:r>
+            <w:proofErr w:type="spellEnd"/>
+            <w:r>
+              <w:rPr>
+                <w:rFonts w:ascii="Calibri" w:hAnsi="Calibri"/>
+                <w:b/>
+                <w:color w:val="102C57"/>
+                <w:sz w:val="20"/>
+              </w:rPr>
+              <w:t xml:space="preserve"> de </w:t>
+            </w:r>
+            <w:proofErr w:type="spellStart"/>
+            <w:r>
+              <w:rPr>
+                <w:rFonts w:ascii="Calibri" w:hAnsi="Calibri"/>
+                <w:b/>
+                <w:color w:val="102C57"/>
+                <w:sz w:val="20"/>
+              </w:rPr>
+              <w:t>Inspección</w:t>
+            </w:r>
+            <w:proofErr w:type="spellEnd"/>
+            <w:r>
+              <w:rPr>
+                <w:rFonts w:ascii="Calibri" w:hAnsi="Calibri"/>
+                <w:b/>
+                <w:color w:val="102C57"/>
+                <w:sz w:val="20"/>
+              </w:rPr>
+              <w:t>:</w:t>
+            </w:r>
+          </w:p>
+        </w:tc>
+        <w:tc>
+          <w:tcPr>
+            <w:tcW w:w="4968" w:type="dxa"/>
+            <w:shd w:val="clear" w:color="auto" w:fill="FFFFFF"/>
+            <w:tcMar>
+              <w:top w:w="100" w:type="dxa"/>
+              <w:left w:w="150" w:type="dxa"/>
+              <w:bottom w:w="100" w:type="dxa"/>
+              <w:right w:w="150" w:type="dxa"/>
+            </w:tcMar>
+          </w:tcPr>
+          <w:p>
+            <w:r>
+              <w:t>{{</w:t>
+            </w:r>
+            <w:proofErr w:type="spellStart"/>
+            <w:r>
+              <w:t>momento</w:t>
+            </w:r>
+            <w:proofErr w:type="spellEnd"/>
+            <w:r>
+              <w:t>}}</w:t>
             </w:r>
           </w:p>
         </w:tc>
@@ -159,44 +382,9 @@
                 <w:color w:val="102C57"/>
                 <w:sz w:val="20"/>
               </w:rPr>
-              <w:t>Momento de Inspección:</w:t>
+              <w:t xml:space="preserve">Instructor </w:t>
             </w:r>
-          </w:p>
-        </w:tc>
-        <w:tc>
-          <w:tcPr>
-            <w:tcW w:w="4968" w:type="dxa"/>
-            <w:shd w:val="clear" w:color="auto" w:fill="FFFFFF"/>
-            <w:tcMar>
-              <w:top w:w="100" w:type="dxa"/>
-              <w:left w:w="150" w:type="dxa"/>
-              <w:bottom w:w="100" w:type="dxa"/>
-              <w:right w:w="150" w:type="dxa"/>
-            </w:tcMar>
-          </w:tcPr>
-          <w:p>
-            <w:r>
-              <w:t>{{Inicio o fin}}</w:t>
-            </w:r>
-          </w:p>
-        </w:tc>
-      </w:tr>
-      <w:tr>
-        <w:trPr>
-          <w:jc w:val="center"/>
-        </w:trPr>
-        <w:tc>
-          <w:tcPr>
-            <w:tcW w:w="4968" w:type="dxa"/>
-            <w:shd w:val="clear" w:color="auto" w:fill="F4F6F9"/>
-            <w:tcMar>
-              <w:top w:w="100" w:type="dxa"/>
-              <w:left w:w="150" w:type="dxa"/>
-              <w:bottom w:w="100" w:type="dxa"/>
-              <w:right w:w="150" w:type="dxa"/>
-            </w:tcMar>
-          </w:tcPr>
-          <w:p>
+            <w:proofErr w:type="spellStart"/>
             <w:r>
               <w:rPr>
                 <w:rFonts w:ascii="Calibri" w:hAnsi="Calibri"/>
@@ -204,7 +392,17 @@
                 <w:color w:val="102C57"/>
                 <w:sz w:val="20"/>
               </w:rPr>
-              <w:t>Instructor Responsable:</w:t>
+              <w:t>Responsable</w:t>
+            </w:r>
+            <w:proofErr w:type="spellEnd"/>
+            <w:r>
+              <w:rPr>
+                <w:rFonts w:ascii="Calibri" w:hAnsi="Calibri"/>
+                <w:b/>
+                <w:color w:val="102C57"/>
+                <w:sz w:val="20"/>
+              </w:rPr>
+              <w:t>:</w:t>
             </w:r>
           </w:p>
         </w:tc>
@@ -241,13 +439,59 @@
       <w:pPr>
         <w:spacing w:after="40"/>
       </w:pPr>
+      <w:proofErr w:type="spellStart"/>
       <w:r>
         <w:rPr>
           <w:rFonts w:ascii="Calibri" w:hAnsi="Calibri"/>
           <w:b/>
           <w:color w:val="102C57"/>
         </w:rPr>
-        <w:t>Observaciones / Novedades del Ambiente:</w:t>
+        <w:t>Observaciones</w:t>
+      </w:r>
+      <w:proofErr w:type="spellEnd"/>
+      <w:r>
+        <w:rPr>
+          <w:rFonts w:ascii="Calibri" w:hAnsi="Calibri"/>
+          <w:b/>
+          <w:color w:val="102C57"/>
+        </w:rPr>
+        <w:t xml:space="preserve"> / </w:t>
+      </w:r>
+      <w:proofErr w:type="spellStart"/>
+      <w:r>
+        <w:rPr>
+          <w:rFonts w:ascii="Calibri" w:hAnsi="Calibri"/>
+          <w:b/>
+          <w:color w:val="102C57"/>
+        </w:rPr>
+        <w:t>Novedades</w:t>
+      </w:r>
+      <w:proofErr w:type="spellEnd"/>
+      <w:r>
+        <w:rPr>
+          <w:rFonts w:ascii="Calibri" w:hAnsi="Calibri"/>
+          <w:b/>
+          <w:color w:val="102C57"/>
+        </w:rPr>
+        <w:t xml:space="preserve"> del </w:t>
+      </w:r>
+      <w:proofErr w:type="spellStart"/>
+      <w:r>
+        <w:rPr>
+          <w:rFonts w:ascii="Calibri" w:hAnsi="Calibri"/>
+          <w:b/>
+          <w:color w:val="102C57"/>
+        </w:rPr>
+        <w:t>Ambiente</w:t>
+      </w:r>
+      <w:proofErr w:type="spellEnd"/>
+      <w:r>
+        <w:rPr>
+          <w:rFonts w:ascii="Calibri" w:hAnsi="Calibri"/>
+          <w:b/>
+          <w:color w:val="102C57"/>
+        </w:rPr>
+        <w:t>:</w:t>
       </w:r>
     </w:p>
     <w:p>
@@ -260,7 +504,25 @@
           <w:color w:val="787878"/>
           <w:sz w:val="20"/>
         </w:rPr>
-        <w:t>{{Ingresa observaciones o deja en blanco}}</w:t>
+        <w:t>{{</w:t>
+      </w:r>
+      <w:proofErr w:type="spellStart"/>
+      <w:r>
+        <w:rPr>
+          <w:rFonts w:ascii="Calibri" w:hAnsi="Calibri"/>
+          <w:color w:val="787878"/>
+          <w:sz w:val="20"/>
+        </w:rPr>
+        <w:t>observaciones</w:t>
+      </w:r>
+      <w:proofErr w:type="spellEnd"/>
+      <w:r>
+        <w:rPr>
+          <w:rFonts w:ascii="Calibri" w:hAnsi="Calibri"/>
+          <w:color w:val="787878"/>
+          <w:sz w:val="20"/>
+        </w:rPr>
+        <w:t>}}</w:t>
       </w:r>
       <w:r>
         <w:rPr>
@@ -313,7 +575,43 @@
           <w:b/>
           <w:sz w:val="21"/>
         </w:rPr>
-        <w:t>1. Estado de Canecas y Basura General</w:t>
+        <w:t xml:space="preserve">1. Estado de </w:t>
+      </w:r>
+      <w:proofErr w:type="spellStart"/>
+      <w:r>
+        <w:rPr>
+          <w:rFonts w:ascii="Calibri" w:hAnsi="Calibri"/>
+          <w:b/>
+          <w:sz w:val="21"/>
+        </w:rPr>
+        <w:t>Canecas</w:t>
+      </w:r>
+      <w:proofErr w:type="spellEnd"/>
+      <w:r>
+        <w:rPr>
+          <w:rFonts w:ascii="Calibri" w:hAnsi="Calibri"/>
+          <w:b/>
+          <w:sz w:val="21"/>
+        </w:rPr>
+        <w:t xml:space="preserve"> y </w:t>
+      </w:r>
+      <w:proofErr w:type="spellStart"/>
+      <w:r>
+        <w:rPr>
+          <w:rFonts w:ascii="Calibri" w:hAnsi="Calibri"/>
+          <w:b/>
+          <w:sz w:val="21"/>
+        </w:rPr>
+        <w:t>Basura</w:t>
+      </w:r>
+      <w:proofErr w:type="spellEnd"/>
+      <w:r>
+        <w:rPr>
+          <w:rFonts w:ascii="Calibri" w:hAnsi="Calibri"/>
+          <w:b/>
+          <w:sz w:val="21"/>
+        </w:rPr>
+        <w:t xml:space="preserve"> General</w:t>
       </w:r>
     </w:p>
     <w:tbl>
@@ -350,7 +648,15 @@
               <w:jc w:val="center"/>
             </w:pPr>
             <w:r>
-              <w:t>{{fotos Canecas}}</w:t>
+              <w:t>{{</w:t>
+            </w:r>
+            <w:proofErr w:type="spellStart"/>
+            <w:r>
+              <w:t>foto_canecas</w:t>
+            </w:r>
+            <w:proofErr w:type="spellEnd"/>
+            <w:r>
+              <w:t>}}</w:t>
             </w:r>
           </w:p>
         </w:tc>
@@ -371,7 +677,61 @@
           <w:b/>
           <w:sz w:val="21"/>
         </w:rPr>
-        <w:t>2. Estado de Máquinas (Tornos / Fresadoras / CNC)</w:t>
+        <w:t xml:space="preserve">2. Estado de </w:t>
+      </w:r>
+      <w:proofErr w:type="spellStart"/>
+      <w:r>
+        <w:rPr>
+          <w:rFonts w:ascii="Calibri" w:hAnsi="Calibri"/>
+          <w:b/>
+          <w:sz w:val="21"/>
+        </w:rPr>
+        <w:t>Máquinas</w:t>
+      </w:r>
+      <w:proofErr w:type="spellEnd"/>
+      <w:r>
+        <w:rPr>
+          <w:rFonts w:ascii="Calibri" w:hAnsi="Calibri"/>
+          <w:b/>
+          <w:sz w:val="21"/>
+        </w:rPr>
+        <w:t xml:space="preserve"> (</w:t>
+      </w:r>
+      <w:proofErr w:type="spellStart"/>
+      <w:r>
+        <w:rPr>
+          <w:rFonts w:ascii="Calibri" w:hAnsi="Calibri"/>
+          <w:b/>
+          <w:sz w:val="21"/>
+        </w:rPr>
+        <w:t>Tornos</w:t>
+      </w:r>
+      <w:proofErr w:type="spellEnd"/>
+      <w:r>
+        <w:rPr>
+          <w:rFonts w:ascii="Calibri" w:hAnsi="Calibri"/>
+          <w:b/>
+          <w:sz w:val="21"/>
+        </w:rPr>
+        <w:t xml:space="preserve"> / </w:t>
+      </w:r>
+      <w:proofErr w:type="spellStart"/>
+      <w:r>
+        <w:rPr>
+          <w:rFonts w:ascii="Calibri" w:hAnsi="Calibri"/>
+          <w:b/>
+          <w:sz w:val="21"/>
+        </w:rPr>
+        <w:t>Fresadoras</w:t>
+      </w:r>
+      <w:proofErr w:type="spellEnd"/>
+      <w:r>
+        <w:rPr>
+          <w:rFonts w:ascii="Calibri" w:hAnsi="Calibri"/>
+          <w:b/>
+          <w:sz w:val="21"/>
+        </w:rPr>
+        <w:t xml:space="preserve"> / CNC)</w:t>
       </w:r>
     </w:p>
     <w:tbl>
@@ -409,7 +769,15 @@
             </w:pPr>
             <w:r>
               <w:lastRenderedPageBreak/>
-              <w:t>{{fotos maquinas}}</w:t>
+              <w:t>{{</w:t>
+            </w:r>
+            <w:proofErr w:type="spellStart"/>
+            <w:r>
+              <w:t>foto_maquinas</w:t>
+            </w:r>
+            <w:proofErr w:type="spellEnd"/>
+            <w:r>
+              <w:t>}}</w:t>
             </w:r>
           </w:p>
         </w:tc>
@@ -430,8 +798,36 @@
           <w:b/>
           <w:sz w:val="21"/>
         </w:rPr>
-        <w:t>3. Estado del Salón, Sillas y Suelo</w:t>
+        <w:t xml:space="preserve">3. Estado del Salón, </w:t>
       </w:r>
+      <w:proofErr w:type="spellStart"/>
+      <w:r>
+        <w:rPr>
+          <w:rFonts w:ascii="Calibri" w:hAnsi="Calibri"/>
+          <w:b/>
+          <w:sz w:val="21"/>
+        </w:rPr>
+        <w:t>Sillas</w:t>
+      </w:r>
+      <w:proofErr w:type="spellEnd"/>
+      <w:r>
+        <w:rPr>
+          <w:rFonts w:ascii="Calibri" w:hAnsi="Calibri"/>
+          <w:b/>
+          <w:sz w:val="21"/>
+        </w:rPr>
+        <w:t xml:space="preserve"> y </w:t>
+      </w:r>
+      <w:proofErr w:type="spellStart"/>
+      <w:r>
+        <w:rPr>
+          <w:rFonts w:ascii="Calibri" w:hAnsi="Calibri"/>
+          <w:b/>
+          <w:sz w:val="21"/>
+        </w:rPr>
+        <w:t>Suelo</w:t>
+      </w:r>
+      <w:proofErr w:type="spellEnd"/>
     </w:p>
     <w:tbl>
       <w:tblPr>
@@ -467,11 +863,13 @@
               <w:jc w:val="center"/>
             </w:pPr>
             <w:r>
-              <w:t xml:space="preserve">{{fotos </w:t>
+              <w:t>{{</w:t>
             </w:r>
+            <w:proofErr w:type="spellStart"/>
             <w:r>
-              <w:t>Aula</w:t>
+              <w:t>foto_salon</w:t>
             </w:r>
+            <w:proofErr w:type="spellEnd"/>
             <w:r>
               <w:t>}}</w:t>
             </w:r>
@@ -503,7 +901,25 @@
           <w:sz w:val="20"/>
         </w:rPr>
         <w:br/>
-        <w:t>Instructor Responsable: William Santiago Hurtado Carmona</w:t>
+        <w:t xml:space="preserve">Instructor </w:t>
+      </w:r>
+      <w:proofErr w:type="spellStart"/>
+      <w:r>
+        <w:rPr>
+          <w:rFonts w:ascii="Calibri" w:hAnsi="Calibri"/>
+          <w:color w:val="333333"/>
+          <w:sz w:val="20"/>
+        </w:rPr>
+        <w:t>Responsable</w:t>
+      </w:r>
+      <w:proofErr w:type="spellEnd"/>
+      <w:r>
+        <w:rPr>
+          <w:rFonts w:ascii="Calibri" w:hAnsi="Calibri"/>
+          <w:color w:val="333333"/>
+          <w:sz w:val="20"/>
+        </w:rPr>
+        <w:t>: William Santiago Hurtado Carmona</w:t>
       </w:r>
       <w:r>
         <w:rPr>
@@ -512,8 +928,53 @@
           <w:sz w:val="20"/>
         </w:rPr>
         <w:br/>
-        <w:t>Firma de Conformidad / Registro</w:t>
       </w:r>
+      <w:proofErr w:type="spellStart"/>
+      <w:r>
+        <w:rPr>
+          <w:rFonts w:ascii="Calibri" w:hAnsi="Calibri"/>
+          <w:color w:val="333333"/>
+          <w:sz w:val="20"/>
+        </w:rPr>
+        <w:t>Firma</w:t>
+      </w:r>
+      <w:proofErr w:type="spellEnd"/>
+      <w:r>
+        <w:rPr>
+          <w:rFonts w:ascii="Calibri" w:hAnsi="Calibri"/>
+          <w:color w:val="333333"/>
+          <w:sz w:val="20"/>
+        </w:rPr>
+        <w:t xml:space="preserve"> de </w:t>
+      </w:r>
+      <w:proofErr w:type="spellStart"/>
+      <w:r>
+        <w:rPr>
+          <w:rFonts w:ascii="Calibri" w:hAnsi="Calibri"/>
+          <w:color w:val="333333"/>
+          <w:sz w:val="20"/>
+        </w:rPr>
+        <w:t>Conformidad</w:t>
+      </w:r>
+      <w:proofErr w:type="spellEnd"/>
+      <w:r>
+        <w:rPr>
+          <w:rFonts w:ascii="Calibri" w:hAnsi="Calibri"/>
+          <w:color w:val="333333"/>
+          <w:sz w:val="20"/>
+        </w:rPr>
+        <w:t xml:space="preserve"> / </w:t>
+      </w:r>
+      <w:proofErr w:type="spellStart"/>
+      <w:r>
+        <w:rPr>
+          <w:rFonts w:ascii="Calibri" w:hAnsi="Calibri"/>
+          <w:color w:val="333333"/>
+          <w:sz w:val="20"/>
+        </w:rPr>
+        <w:t>Registro</w:t>
+      </w:r>
+      <w:proofErr w:type="spellEnd"/>
     </w:p>
     <w:sectPr>
       <w:pgSz w:w="12240" w:h="15840"/>
@@ -1331,7 +1792,6 @@
   <w:style w:type="character" w:default="1" w:styleId="Fuentedeprrafopredeter">
     <w:name w:val="Default Paragraph Font"/>
     <w:uiPriority w:val="1"/>
-    <w:semiHidden/>
     <w:unhideWhenUsed/>
   </w:style>
   <w:style w:type="table" w:default="1" w:styleId="Tablanormal">
